--- a/manuscript/Highlights.docx
+++ b/manuscript/Highlights.docx
@@ -1,10 +1,10 @@
 
 <file path=word/document.xml><?xml version="1.0" encoding="utf-8"?>
-<w:document xmlns:w="http://schemas.openxmlformats.org/wordprocessingml/2006/main" xmlns:m="http://schemas.openxmlformats.org/officeDocument/2006/math" xmlns:r="http://schemas.openxmlformats.org/officeDocument/2006/relationships" xmlns:o="urn:schemas-microsoft-com:office:office" xmlns:v="urn:schemas-microsoft-com:vml" xmlns:w10="urn:schemas-microsoft-com:office:word" xmlns:a="http://schemas.openxmlformats.org/drawingml/2006/main" xmlns:pic="http://schemas.openxmlformats.org/drawingml/2006/picture" xmlns:wp="http://schemas.openxmlformats.org/drawingml/2006/wordprocessingDrawing">
+<w:document xmlns:w="http://schemas.openxmlformats.org/wordprocessingml/2006/main" xmlns:m="http://schemas.openxmlformats.org/officeDocument/2006/math" xmlns:r="http://schemas.openxmlformats.org/officeDocument/2006/relationships">
   <w:body>
     <w:p>
       <w:pPr>
-        <w:pStyle w:val="FirstParagraph"/>
+        <w:pStyle w:val="Heading2"/>
       </w:pPr>
       <w:r>
         <w:t xml:space="preserve">Highlights</w:t>
@@ -532,6 +532,91 @@
       </w:rPr>
     </w:lvl>
   </w:abstractNum>
+  <w:abstractNum w:abstractNumId="99411">
+    <w:nsid w:val="00A99411"/>
+    <w:multiLevelType w:val="multilevel"/>
+    <w:lvl w:ilvl="0">
+      <w:start w:val="1"/>
+      <w:numFmt w:val="decimal"/>
+      <w:lvlText w:val="%1."/>
+      <w:lvlJc w:val="left"/>
+      <w:pPr>
+        <w:ind w:left="720" w:hanging="360"/>
+      </w:pPr>
+    </w:lvl>
+    <w:lvl w:ilvl="1">
+      <w:start w:val="1"/>
+      <w:numFmt w:val="decimal"/>
+      <w:lvlText w:val="%2."/>
+      <w:lvlJc w:val="left"/>
+      <w:pPr>
+        <w:ind w:left="1440" w:hanging="360"/>
+      </w:pPr>
+    </w:lvl>
+    <w:lvl w:ilvl="2">
+      <w:start w:val="1"/>
+      <w:numFmt w:val="decimal"/>
+      <w:lvlText w:val="%3."/>
+      <w:lvlJc w:val="left"/>
+      <w:pPr>
+        <w:ind w:left="2160" w:hanging="360"/>
+      </w:pPr>
+    </w:lvl>
+    <w:lvl w:ilvl="3">
+      <w:start w:val="1"/>
+      <w:numFmt w:val="decimal"/>
+      <w:lvlText w:val="%4."/>
+      <w:lvlJc w:val="left"/>
+      <w:pPr>
+        <w:ind w:left="2880" w:hanging="360"/>
+      </w:pPr>
+    </w:lvl>
+    <w:lvl w:ilvl="4">
+      <w:start w:val="1"/>
+      <w:numFmt w:val="decimal"/>
+      <w:lvlText w:val="%5."/>
+      <w:lvlJc w:val="left"/>
+      <w:pPr>
+        <w:ind w:left="3600" w:hanging="360"/>
+      </w:pPr>
+    </w:lvl>
+    <w:lvl w:ilvl="5">
+      <w:start w:val="1"/>
+      <w:numFmt w:val="decimal"/>
+      <w:lvlText w:val="%6."/>
+      <w:lvlJc w:val="left"/>
+      <w:pPr>
+        <w:ind w:left="4320" w:hanging="360"/>
+      </w:pPr>
+    </w:lvl>
+    <w:lvl w:ilvl="6">
+      <w:start w:val="1"/>
+      <w:numFmt w:val="decimal"/>
+      <w:lvlText w:val="%7."/>
+      <w:lvlJc w:val="left"/>
+      <w:pPr>
+        <w:ind w:left="5040" w:hanging="360"/>
+      </w:pPr>
+    </w:lvl>
+    <w:lvl w:ilvl="7">
+      <w:start w:val="1"/>
+      <w:numFmt w:val="decimal"/>
+      <w:lvlText w:val="%8."/>
+      <w:lvlJc w:val="left"/>
+      <w:pPr>
+        <w:ind w:left="5760" w:hanging="360"/>
+      </w:pPr>
+    </w:lvl>
+    <w:lvl w:ilvl="8">
+      <w:start w:val="1"/>
+      <w:numFmt w:val="decimal"/>
+      <w:lvlText w:val="%9."/>
+      <w:lvlJc w:val="left"/>
+      <w:pPr>
+        <w:ind w:left="6480" w:hanging="360"/>
+      </w:pPr>
+    </w:lvl>
+  </w:abstractNum>
   <w:num w16cid:durableId="1051659305" w:numId="1">
     <w:abstractNumId w:val="0"/>
   </w:num>
@@ -629,6 +714,69 @@
     <w:abstractNumId w:val="990"/>
   </w:num>
   <w:num w:numId="1001">
+    <w:abstractNumId w:val="991"/>
+  </w:num>
+  <w:num w:numId="1002">
+    <w:abstractNumId w:val="99411"/>
+    <w:lvlOverride w:ilvl="0">
+      <w:startOverride w:val="1"/>
+    </w:lvlOverride>
+    <w:lvlOverride w:ilvl="1">
+      <w:startOverride w:val="1"/>
+    </w:lvlOverride>
+    <w:lvlOverride w:ilvl="2">
+      <w:startOverride w:val="1"/>
+    </w:lvlOverride>
+    <w:lvlOverride w:ilvl="3">
+      <w:startOverride w:val="1"/>
+    </w:lvlOverride>
+    <w:lvlOverride w:ilvl="4">
+      <w:startOverride w:val="1"/>
+    </w:lvlOverride>
+    <w:lvlOverride w:ilvl="5">
+      <w:startOverride w:val="1"/>
+    </w:lvlOverride>
+    <w:lvlOverride w:ilvl="6">
+      <w:startOverride w:val="1"/>
+    </w:lvlOverride>
+    <w:lvlOverride w:ilvl="7">
+      <w:startOverride w:val="1"/>
+    </w:lvlOverride>
+    <w:lvlOverride w:ilvl="8">
+      <w:startOverride w:val="1"/>
+    </w:lvlOverride>
+  </w:num>
+  <w:num w:numId="1003">
+    <w:abstractNumId w:val="99411"/>
+    <w:lvlOverride w:ilvl="0">
+      <w:startOverride w:val="1"/>
+    </w:lvlOverride>
+    <w:lvlOverride w:ilvl="1">
+      <w:startOverride w:val="1"/>
+    </w:lvlOverride>
+    <w:lvlOverride w:ilvl="2">
+      <w:startOverride w:val="1"/>
+    </w:lvlOverride>
+    <w:lvlOverride w:ilvl="3">
+      <w:startOverride w:val="1"/>
+    </w:lvlOverride>
+    <w:lvlOverride w:ilvl="4">
+      <w:startOverride w:val="1"/>
+    </w:lvlOverride>
+    <w:lvlOverride w:ilvl="5">
+      <w:startOverride w:val="1"/>
+    </w:lvlOverride>
+    <w:lvlOverride w:ilvl="6">
+      <w:startOverride w:val="1"/>
+    </w:lvlOverride>
+    <w:lvlOverride w:ilvl="7">
+      <w:startOverride w:val="1"/>
+    </w:lvlOverride>
+    <w:lvlOverride w:ilvl="8">
+      <w:startOverride w:val="1"/>
+    </w:lvlOverride>
+  </w:num>
+  <w:num w:numId="1004">
     <w:abstractNumId w:val="991"/>
   </w:num>
 </w:numbering>

--- a/manuscript/Highlights.docx
+++ b/manuscript/Highlights.docx
@@ -1,6 +1,6 @@
 
 <file path=word/document.xml><?xml version="1.0" encoding="utf-8"?>
-<w:document xmlns:w="http://schemas.openxmlformats.org/wordprocessingml/2006/main" xmlns:m="http://schemas.openxmlformats.org/officeDocument/2006/math" xmlns:r="http://schemas.openxmlformats.org/officeDocument/2006/relationships">
+<w:document xmlns:w="http://schemas.openxmlformats.org/wordprocessingml/2006/main" xmlns:m="http://schemas.openxmlformats.org/officeDocument/2006/math" xmlns:r="http://schemas.openxmlformats.org/officeDocument/2006/relationships" xmlns:wp="http://schemas.openxmlformats.org/drawingml/2006/wordprocessingDrawing" xmlns:a="http://schemas.openxmlformats.org/drawingml/2006/main" xmlns:pic="http://schemas.openxmlformats.org/drawingml/2006/picture">
   <w:body>
     <w:p>
       <w:pPr>
